--- a/pr-preview/pr-698/vignettes/articles/enteric_fever_example.docx
+++ b/pr-preview/pr-698/vignettes/articles/enteric_fever_example.docx
@@ -23,7 +23,7 @@
         <w:pStyle w:val="Date"/>
       </w:pPr>
       <w:r>
-        <w:t xml:space="preserve">2026-10-16</w:t>
+        <w:t xml:space="preserve">2026-10-29</w:t>
       </w:r>
     </w:p>
     <w:bookmarkStart w:id="11" w:name="introduction"/>
